--- a/项目/业绩比较基准/业绩比较基准收益率统一计算与披露业务解决方案v2.4.docx
+++ b/项目/业绩比较基准/业绩比较基准收益率统一计算与披露业务解决方案v2.4.docx
@@ -3392,7 +3392,7 @@
         <w:rPr>
           <w:rFonts w:ascii="微软雅黑" w:eastAsia="微软雅黑" w:hAnsi="微软雅黑"/>
         </w:rPr>
-        <w:t>基准累计增长率=指数收益率×权重+利率收益率×权重；</w:t>
+        <w:t>基准累计增长率＝「当日合成、逐日连乘」：当日组合基准日收益率 R(t)＝Σᵢ wᵢ×rᵢₜ，基金基准累计增长率＝∏ₜ(1+R(t))−1（每日动态再平衡）；</w:t>
       </w:r>
     </w:p>
     <w:p>
@@ -3425,19 +3425,7 @@
         <w:rPr>
           <w:rFonts w:ascii="微软雅黑" w:eastAsia="微软雅黑" w:hAnsi="微软雅黑" w:hint="eastAsia"/>
         </w:rPr>
-        <w:t>指数按复利计算基准累计收益率、</w:t>
-      </w:r>
-      <w:r>
-        <w:rPr>
-          <w:rFonts w:ascii="微软雅黑" w:eastAsia="微软雅黑" w:hAnsi="微软雅黑"/>
-        </w:rPr>
-        <w:t>利率按单利计</w:t>
-      </w:r>
-      <w:r>
-        <w:rPr>
-          <w:rFonts w:ascii="微软雅黑" w:eastAsia="微软雅黑" w:hAnsi="微软雅黑" w:hint="eastAsia"/>
-        </w:rPr>
-        <w:t>算基准累计收益率。详见基准累计收益率。</w:t>
+        <w:t>组合要素基准（由两个及以上指数、利率、合约价格等构成）先分别计算各要素的每日收益率，再按照预设权重比例计算当日组合要素基准的日收益率，并通过每日连乘的方式动态再平衡，确保基准要素结构始终符合基金合同的要求（附件3总体原则）。详见 §5.2.3。</w:t>
       </w:r>
     </w:p>
     <w:p>
@@ -3456,13 +3444,13 @@
         <w:rPr>
           <w:rFonts w:ascii="微软雅黑" w:eastAsia="微软雅黑" w:hAnsi="微软雅黑"/>
         </w:rPr>
-        <w:t>指数独立连乘、利率独立累加，再线性加权</w:t>
-      </w:r>
-      <w:r>
-        <w:rPr>
-          <w:rFonts w:ascii="微软雅黑" w:eastAsia="微软雅黑" w:hAnsi="微软雅黑" w:hint="eastAsia"/>
-        </w:rPr>
-        <w:t>。详见组合基准累计收益率。</w:t>
+        <w:t>区间收益除固定利率类（单一利率要素）按逐日算术加总（单利）外，其余基准（含指数与固定利率合成基准）均按日连乘</w:t>
+      </w:r>
+      <w:r>
+        <w:rPr>
+          <w:rFonts w:ascii="微软雅黑" w:eastAsia="微软雅黑" w:hAnsi="微软雅黑" w:hint="eastAsia"/>
+        </w:rPr>
+        <w:t>。详见 §5.2.2。</w:t>
       </w:r>
     </w:p>
     <w:p>
@@ -3558,6 +3546,20 @@
           <w:rFonts w:ascii="Cambria Math" w:eastAsia="微软雅黑" w:hAnsi="Cambria Math" w:cs="Cambria Math"/>
         </w:rPr>
         <w:t>ₜ₋₁</w:t>
+      </w:r>
+      <w:r>
+        <w:rPr>
+          <w:rStyle w:val="VerbatimChar"/>
+          <w:rFonts w:ascii="微软雅黑" w:eastAsia="微软雅黑" w:hAnsi="微软雅黑"/>
+        </w:rPr>
+        <w:br/>
+      </w:r>
+      <w:r>
+        <w:rPr>
+          <w:rStyle w:val="VerbatimChar"/>
+          <w:rFonts w:ascii="微软雅黑" w:eastAsia="微软雅黑" w:hAnsi="微软雅黑"/>
+        </w:rPr>
+        <w:t>（优先采用指数公司对外公布的日收益率；无公布时按当日与前一日收盘点位计算）</w:t>
       </w:r>
     </w:p>
     <w:p>
@@ -4034,7 +4036,7 @@
         <w:rPr>
           <w:rFonts w:ascii="微软雅黑" w:eastAsia="微软雅黑" w:hAnsi="微软雅黑" w:hint="eastAsia"/>
         </w:rPr>
-        <w:t>为实际日历日间隔（自然日），跨周末与节假日按实际天数补足。跨越</w:t>
+        <w:t>为实际日历日间隔（自然日），跨周末与节假日按实际天数补足——节假日收益计入节后首个工作日，与附件3固定利率类「按自然日计提、节假日后第一个工作日包含节假日收益」的口径一致。跨越</w:t>
       </w:r>
       <w:r>
         <w:rPr>
@@ -4047,6 +4049,28 @@
           <w:rFonts w:ascii="微软雅黑" w:eastAsia="微软雅黑" w:hAnsi="微软雅黑" w:hint="eastAsia"/>
         </w:rPr>
         <w:t>的区间逐日计提、自然分段，无需特殊处理。</w:t>
+      </w:r>
+    </w:p>
+    <w:p>
+      <w:pPr>
+        <w:pStyle w:val="FirstParagraph"/>
+        <w:rPr>
+          <w:rFonts w:ascii="微软雅黑" w:eastAsia="微软雅黑" w:hAnsi="微软雅黑" w:hint="eastAsia"/>
+        </w:rPr>
+      </w:pPr>
+      <w:r>
+        <w:rPr>
+          <w:rFonts w:ascii="微软雅黑" w:eastAsia="微软雅黑" w:hAnsi="微软雅黑" w:hint="eastAsia"/>
+          <w:b/>
+          <w:bCs/>
+        </w:rPr>
+        <w:t>计算日期（附件3）：</w:t>
+      </w:r>
+      <w:r>
+        <w:rPr>
+          <w:rFonts w:ascii="微软雅黑" w:eastAsia="微软雅黑" w:hAnsi="微软雅黑" w:hint="eastAsia"/>
+        </w:rPr>
+        <w:t>指数类基准（含合约价格要素——无论采用何种价格类型，均视同指数要素执行）按沪深北交易所交易日计算、含季末年末，季末年末为节假日时选取基准最近一个指数披露日的收盘点位；固定利率类基准按自然日计提。两类要素在本系统统一对齐至估值系统净值日期序列（§4.2 步骤 2）。</w:t>
       </w:r>
     </w:p>
     <w:p>
@@ -4099,21 +4123,21 @@
         <w:rPr>
           <w:rFonts w:ascii="微软雅黑" w:eastAsia="微软雅黑" w:hAnsi="微软雅黑" w:hint="eastAsia"/>
         </w:rPr>
-        <w:t>基准累计收益率采用</w:t>
-      </w:r>
-      <w:r>
-        <w:rPr>
-          <w:rFonts w:ascii="微软雅黑" w:eastAsia="微软雅黑" w:hAnsi="微软雅黑" w:hint="eastAsia"/>
-          <w:b/>
-          <w:bCs/>
-        </w:rPr>
-        <w:t>几何链接公式</w:t>
-      </w:r>
-      <w:r>
-        <w:rPr>
-          <w:rFonts w:ascii="微软雅黑" w:eastAsia="微软雅黑" w:hAnsi="微软雅黑" w:hint="eastAsia"/>
-        </w:rPr>
-        <w:t>、同一起止端点合成区间值：</w:t>
+        <w:t>基准累计收益率同一起止端点合成区间值，</w:t>
+      </w:r>
+      <w:r>
+        <w:rPr>
+          <w:rFonts w:ascii="微软雅黑" w:eastAsia="微软雅黑" w:hAnsi="微软雅黑" w:hint="eastAsia"/>
+          <w:b/>
+          <w:bCs/>
+        </w:rPr>
+        <w:t>区间收益除固定利率类按逐日算术加总外，其余均按日连乘</w:t>
+      </w:r>
+      <w:r>
+        <w:rPr>
+          <w:rFonts w:ascii="微软雅黑" w:eastAsia="微软雅黑" w:hAnsi="微软雅黑" w:hint="eastAsia"/>
+        </w:rPr>
+        <w:t>：</w:t>
       </w:r>
     </w:p>
     <w:p>
@@ -4129,7 +4153,7 @@
           <w:rStyle w:val="VerbatimChar"/>
           <w:rFonts w:ascii="微软雅黑" w:eastAsia="微软雅黑" w:hAnsi="微软雅黑" w:hint="eastAsia"/>
         </w:rPr>
-        <w:t xml:space="preserve">指数型基准累计收益率：Rᵇ[基点日, 期末日] = </w:t>
+        <w:t xml:space="preserve">单一指数（或合约价格）基准累计收益率：Rᵇ[基点日, 期末日] = </w:t>
       </w:r>
       <w:r>
         <w:rPr>
@@ -4152,7 +4176,7 @@
           <w:rStyle w:val="VerbatimChar"/>
           <w:rFonts w:ascii="微软雅黑" w:eastAsia="微软雅黑" w:hAnsi="微软雅黑" w:hint="eastAsia"/>
         </w:rPr>
-        <w:t>利率型基准累计收益率：R</w:t>
+        <w:t>单一固定利率类（含固定利率+加点）基准累计收益率：R</w:t>
       </w:r>
       <w:r>
         <w:rPr>
@@ -4173,7 +4197,23 @@
           <w:rStyle w:val="VerbatimChar"/>
           <w:rFonts w:ascii="微软雅黑" w:eastAsia="微软雅黑" w:hAnsi="微软雅黑"/>
         </w:rPr>
-        <w:t>Σr_r,d</w:t>
+        <w:t>Σr_r,d（逐日算术加总）</w:t>
+      </w:r>
+    </w:p>
+    <w:p>
+      <w:pPr>
+        <w:pStyle w:val="SourceCode"/>
+        <w:rPr>
+          <w:rStyle w:val="VerbatimChar"/>
+          <w:rFonts w:ascii="微软雅黑" w:eastAsia="微软雅黑" w:hAnsi="微软雅黑"/>
+        </w:rPr>
+      </w:pPr>
+      <w:r>
+        <w:rPr>
+          <w:rStyle w:val="VerbatimChar"/>
+          <w:rFonts w:ascii="微软雅黑" w:eastAsia="微软雅黑" w:hAnsi="微软雅黑" w:hint="eastAsia"/>
+        </w:rPr>
+        <w:t>组合基准累计收益率：Rᵇ(组合)[基点日, 期末日] = ∏ₜ(1+R(t)) − 1，其中 R(t) = Σᵢ wᵢ × rᵢₜ（当日按权重合成，见 §5.2.3）</w:t>
       </w:r>
     </w:p>
     <w:p>
@@ -4462,47 +4502,37 @@
     <w:p>
       <w:pPr>
         <w:pStyle w:val="SourceCode"/>
-        <w:rPr>
-          <w:rFonts w:ascii="微软雅黑" w:eastAsia="微软雅黑" w:hAnsi="微软雅黑"/>
-        </w:rPr>
-      </w:pPr>
-      <w:r>
-        <w:rPr>
-          <w:rFonts w:ascii="微软雅黑" w:eastAsia="微软雅黑" w:hAnsi="微软雅黑" w:hint="eastAsia"/>
-        </w:rPr>
-        <w:t>或</w:t>
-      </w:r>
-    </w:p>
-    <w:p>
-      <w:pPr>
-        <w:pStyle w:val="SourceCode"/>
-        <w:rPr>
-          <w:rFonts w:ascii="微软雅黑" w:eastAsia="微软雅黑" w:hAnsi="微软雅黑" w:hint="eastAsia"/>
-        </w:rPr>
-      </w:pPr>
-      <w:r>
-        <w:t>r</w:t>
-      </w:r>
-      <w:r>
-        <w:rPr>
-          <w:rFonts w:ascii="Arial" w:hAnsi="Arial" w:cs="Arial"/>
-        </w:rPr>
-        <w:t>ᵇ</w:t>
-      </w:r>
-      <w:r>
-        <w:t>(组合)</w:t>
-      </w:r>
-      <w:r>
-        <w:rPr>
-          <w:rFonts w:ascii="Cambria Math" w:hAnsi="Cambria Math" w:cs="Cambria Math"/>
-        </w:rPr>
-        <w:t>ₜ</w:t>
-      </w:r>
-      <w:r>
-        <w:rPr>
-          <w:rFonts w:ascii="微软雅黑" w:eastAsia="微软雅黑" w:hAnsi="微软雅黑"/>
-        </w:rPr>
-        <w:t xml:space="preserve"> = W_idx×[∏(1+r_idx,d)−1] + W_r×Σr_r,d</w:t>
+      </w:pPr>
+      <w:r>
+        <w:t xml:space="preserve">Rᵇ(组合)[基点日, 期末日] = ∏ₜ(1+rᵇ(组合)ₜ) − 1    （当日合成、逐日连乘）</w:t>
+      </w:r>
+    </w:p>
+    <w:p>
+      <w:pPr>
+        <w:pStyle w:val="FirstParagraph"/>
+        <w:rPr>
+          <w:rFonts w:ascii="微软雅黑" w:eastAsia="微软雅黑" w:hAnsi="微软雅黑" w:hint="eastAsia"/>
+        </w:rPr>
+      </w:pPr>
+      <w:r>
+        <w:rPr>
+          <w:rFonts w:ascii="微软雅黑" w:eastAsia="微软雅黑" w:hAnsi="微软雅黑" w:hint="eastAsia"/>
+        </w:rPr>
+        <w:t>即</w:t>
+      </w:r>
+      <w:r>
+        <w:rPr>
+          <w:rFonts w:ascii="微软雅黑" w:eastAsia="微软雅黑" w:hAnsi="微软雅黑" w:hint="eastAsia"/>
+          <w:b/>
+          <w:bCs/>
+        </w:rPr>
+        <w:t>「当日合成、逐日连乘」</w:t>
+      </w:r>
+      <w:r>
+        <w:rPr>
+          <w:rFonts w:ascii="微软雅黑" w:eastAsia="微软雅黑" w:hAnsi="微软雅黑" w:hint="eastAsia"/>
+        </w:rPr>
+        <w:t>：各成分日收益率按合同权重加权合成当日组合基准日收益率，再逐日连乘实现每日动态再平衡（附件3《基准收益率计算方法》总体原则）。不采用「指数成分独立连乘、利率成分独立累加后再线性加权」口径（如 W_idx×[∏(1+r_idx,d)−1] + W_r×Σr_r,d）——该口径未逐日再平衡，多期结果与日频序列逐日连乘不一致。</w:t>
       </w:r>
     </w:p>
     <w:p>
@@ -4766,6 +4796,46 @@
               <w:rPr>
                 <w:rFonts w:ascii="微软雅黑" w:eastAsia="微软雅黑" w:hAnsi="微软雅黑" w:hint="eastAsia"/>
               </w:rPr>
+              <w:t>基准点位（指数行情、合约价格、汇率等原始数据）</w:t>
+            </w:r>
+          </w:p>
+        </w:tc>
+        <w:tc>
+          <w:tcPr>
+            <w:tcW w:w="0" w:type="auto"/>
+          </w:tcPr>
+          <w:p>
+            <w:pPr>
+              <w:pStyle w:val="Compact"/>
+              <w:rPr>
+                <w:rFonts w:ascii="微软雅黑" w:eastAsia="微软雅黑" w:hAnsi="微软雅黑" w:hint="eastAsia"/>
+              </w:rPr>
+            </w:pPr>
+            <w:r>
+              <w:rPr>
+                <w:rFonts w:ascii="微软雅黑" w:eastAsia="微软雅黑" w:hAnsi="微软雅黑" w:hint="eastAsia"/>
+              </w:rPr>
+              <w:t>发布机构原始数据，不做截位</w:t>
+            </w:r>
+          </w:p>
+        </w:tc>
+      </w:tr>
+      <w:tr>
+        <w:tc>
+          <w:tcPr>
+            <w:tcW w:w="0" w:type="auto"/>
+          </w:tcPr>
+          <w:p>
+            <w:pPr>
+              <w:pStyle w:val="Compact"/>
+              <w:rPr>
+                <w:rFonts w:ascii="微软雅黑" w:eastAsia="微软雅黑" w:hAnsi="微软雅黑" w:hint="eastAsia"/>
+              </w:rPr>
+            </w:pPr>
+            <w:r>
+              <w:rPr>
+                <w:rFonts w:ascii="微软雅黑" w:eastAsia="微软雅黑" w:hAnsi="微软雅黑" w:hint="eastAsia"/>
+              </w:rPr>
               <w:t>接口传输（估值系统</w:t>
             </w:r>
             <w:r>
@@ -6000,7 +6070,7 @@
         <w:rPr>
           <w:rFonts w:ascii="微软雅黑" w:eastAsia="微软雅黑" w:hAnsi="微软雅黑" w:hint="eastAsia"/>
         </w:rPr>
-        <w:t>查询范围为今日批次及全量历史序列；每行同时展示基准累计增长率——自合同成立日起累计，指数成分按 1+日收益率连乘、利率成分按分段日收益率累加，再按权重线性加权（见 §5.2.2/§5.2.3）；计算异常记录该日基准收益率不输出，异常日及其后的基准累计增长率链路断裂不输出（显示“—”）。</w:t>
+        <w:t>查询范围为今日批次及全量历史序列；每行同时展示基准累计增长率——自合同成立日起，按当日成分收益率加权合成日收益率后逐日连乘、每日动态再平衡（见 §5.2.2/§5.2.3）；计算异常记录该日基准收益率不输出，异常日及其后的基准累计增长率链路断裂不输出（显示“—”）。</w:t>
       </w:r>
     </w:p>
     <w:p>
